--- a/hoso-sang-kien/docx/03-Xac-nhan-danh-gia-hieu-qua.docx
+++ b/hoso-sang-kien/docx/03-Xac-nhan-danh-gia-hieu-qua.docx
@@ -818,7 +818,7 @@
                 <w:i w:val="0"/>
                 <w:sz w:val="24"/>
               </w:rPr>
-              <w:t>Tệp cài đặt Android 47.4 MB</w:t>
+              <w:t>Tệp cài đặt Android 42.3 MB</w:t>
             </w:r>
           </w:p>
         </w:tc>

--- a/hoso-sang-kien/docx/03-Xac-nhan-danh-gia-hieu-qua.docx
+++ b/hoso-sang-kien/docx/03-Xac-nhan-danh-gia-hieu-qua.docx
@@ -182,7 +182,7 @@
           <w:i w:val="0"/>
           <w:sz w:val="26"/>
         </w:rPr>
-        <w:t>SecureVault Mobile — Ứng dụng bảo vệ dữ liệu nhạy cảm trên thiết bị Android hoạt động hoàn toàn ngoại tuyến, phục vụ công tác và huấn luyện an toàn thông tin</w:t>
+        <w:t>Bộ công cụ bảo mật và quyền riêng tư dữ liệu ngoại tuyến trên thiết bị di động phục vụ huấn luyện an toàn thông tin (SecureVault Mobile)</w:t>
       </w:r>
     </w:p>
     <w:p>
@@ -1254,7 +1254,7 @@
           <w:i w:val="0"/>
           <w:sz w:val="26"/>
         </w:rPr>
-        <w:t>Góp phần bảo đảm an toàn cho dữ liệu nội bộ phát sinh trong công tác và huấn luyện khi được lưu trữ, sử dụng trên thiết bị di động có tính cơ động cao.</w:t>
+        <w:t>Giảm rủi ro lộ lọt trong tình huống khẩn cấp, bất khả kháng buộc phải chuyển gấp tài liệu qua không gian mạng: tệp được mã hoá, ký số và làm sạch siêu dữ liệu trước khi rời thiết bị, nên nếu bị chặn bắt trên đường truyền thì nội dung vẫn không đọc được.</w:t>
       </w:r>
     </w:p>
     <w:p>
@@ -1302,7 +1302,7 @@
           <w:i w:val="0"/>
           <w:sz w:val="26"/>
         </w:rPr>
-        <w:t>Hạn chế thói quen chuyển tài liệu nội bộ qua ứng dụng nhắn tin hoặc lưu trữ đám mây không kiểm soát, bằng cách cung cấp phương án thay thế thuận tiện ngay trên máy.</w:t>
+        <w:t>Hạn chế thói quen gửi tệp ở dạng nguyên bản qua ứng dụng nhắn tin hoặc lưu trữ đám mây không kiểm soát, bằng cách cung cấp ngay trên máy một phương án bọc bảo vệ thuận tiện.</w:t>
       </w:r>
     </w:p>
     <w:p>
